--- a/9-交付管理/运行记录类文件/090203-天津港引航中心引航信息系统及设备维护项目-数据清洗策略实施方法.docx
+++ b/9-交付管理/运行记录类文件/090203-天津港引航中心引航信息系统及设备维护项目-数据清洗策略实施方法.docx
@@ -204,12 +204,6 @@
             <w:insideH w:val="none" w:color="auto" w:sz="0" w:space="0"/>
             <w:insideV w:val="none" w:color="auto" w:sz="0" w:space="0"/>
           </w:tblBorders>
-          <w:tblCellMar>
-            <w:top w:w="0" w:type="dxa"/>
-            <w:left w:w="108" w:type="dxa"/>
-            <w:bottom w:w="0" w:type="dxa"/>
-            <w:right w:w="108" w:type="dxa"/>
-          </w:tblCellMar>
         </w:tblPrEx>
         <w:trPr>
           <w:trHeight w:val="810" w:hRule="atLeast"/>
@@ -366,8 +360,18 @@
               <w:rPr>
                 <w:rFonts w:hint="eastAsia" w:ascii="宋体" w:hAnsi="宋体" w:cs="宋体"/>
                 <w:sz w:val="21"/>
-              </w:rPr>
-              <w:t>编制时间:</w:t>
+                <w:lang w:val="en-US" w:eastAsia="zh-CN"/>
+              </w:rPr>
+              <w:t>审核</w:t>
+            </w:r>
+            <w:bookmarkStart w:id="54" w:name="_GoBack"/>
+            <w:bookmarkEnd w:id="54"/>
+            <w:r>
+              <w:rPr>
+                <w:rFonts w:hint="eastAsia" w:ascii="宋体" w:hAnsi="宋体" w:cs="宋体"/>
+                <w:sz w:val="21"/>
+              </w:rPr>
+              <w:t>时间:</w:t>
             </w:r>
             <w:r>
               <w:rPr>
@@ -555,12 +559,6 @@
             <w:insideH w:val="single" w:color="000000" w:sz="2" w:space="0"/>
             <w:insideV w:val="single" w:color="000000" w:sz="2" w:space="0"/>
           </w:tblBorders>
-          <w:tblCellMar>
-            <w:top w:w="0" w:type="dxa"/>
-            <w:left w:w="0" w:type="dxa"/>
-            <w:bottom w:w="0" w:type="dxa"/>
-            <w:right w:w="0" w:type="dxa"/>
-          </w:tblCellMar>
         </w:tblPrEx>
         <w:trPr>
           <w:trHeight w:val="593" w:hRule="atLeast"/>
@@ -1481,8 +1479,6 @@
               <w:tab w:val="right" w:leader="dot" w:pos="8306"/>
             </w:tabs>
           </w:pPr>
-          <w:bookmarkStart w:id="54" w:name="_GoBack"/>
-          <w:bookmarkEnd w:id="54"/>
           <w:r>
             <w:rPr>
               <w:rFonts w:hint="eastAsia" w:ascii="宋体" w:hAnsi="宋体" w:eastAsia="宋体" w:cs="宋体"/>
@@ -4835,8 +4831,8 @@
         <w:pStyle w:val="32"/>
         <w:bidi w:val="0"/>
       </w:pPr>
-      <w:bookmarkStart w:id="22" w:name="heading_12"/>
-      <w:bookmarkStart w:id="23" w:name="_Toc29360"/>
+      <w:bookmarkStart w:id="22" w:name="_Toc29360"/>
+      <w:bookmarkStart w:id="23" w:name="heading_12"/>
       <w:r>
         <w:t>船舶动态数据域</w:t>
       </w:r>
@@ -5142,8 +5138,8 @@
         <w:pStyle w:val="32"/>
         <w:bidi w:val="0"/>
       </w:pPr>
-      <w:bookmarkStart w:id="26" w:name="heading_14"/>
-      <w:bookmarkStart w:id="27" w:name="_Toc13443"/>
+      <w:bookmarkStart w:id="26" w:name="_Toc13443"/>
+      <w:bookmarkStart w:id="27" w:name="heading_14"/>
       <w:r>
         <w:t>设备运维数据域</w:t>
       </w:r>
@@ -5209,8 +5205,8 @@
         <w:pStyle w:val="32"/>
         <w:bidi w:val="0"/>
       </w:pPr>
-      <w:bookmarkStart w:id="28" w:name="heading_15"/>
-      <w:bookmarkStart w:id="29" w:name="_Toc13491"/>
+      <w:bookmarkStart w:id="28" w:name="_Toc13491"/>
+      <w:bookmarkStart w:id="29" w:name="heading_15"/>
       <w:r>
         <w:t>调度与资源数据域</w:t>
       </w:r>
@@ -5267,8 +5263,8 @@
         <w:pStyle w:val="32"/>
         <w:bidi w:val="0"/>
       </w:pPr>
-      <w:bookmarkStart w:id="30" w:name="heading_16"/>
-      <w:bookmarkStart w:id="31" w:name="_Toc453"/>
+      <w:bookmarkStart w:id="30" w:name="_Toc453"/>
+      <w:bookmarkStart w:id="31" w:name="heading_16"/>
       <w:r>
         <w:t>费用与结算数据域</w:t>
       </w:r>
@@ -5539,8 +5535,8 @@
         <w:pStyle w:val="32"/>
         <w:bidi w:val="0"/>
       </w:pPr>
-      <w:bookmarkStart w:id="32" w:name="heading_17"/>
-      <w:bookmarkStart w:id="33" w:name="_Toc32153"/>
+      <w:bookmarkStart w:id="32" w:name="_Toc32153"/>
+      <w:bookmarkStart w:id="33" w:name="heading_17"/>
       <w:r>
         <w:t>系统日志与接口数据域</w:t>
       </w:r>
@@ -5758,8 +5754,8 @@
         <w:pStyle w:val="31"/>
         <w:bidi w:val="0"/>
       </w:pPr>
-      <w:bookmarkStart w:id="38" w:name="heading_20"/>
-      <w:bookmarkStart w:id="39" w:name="_Toc7533"/>
+      <w:bookmarkStart w:id="38" w:name="_Toc7533"/>
+      <w:bookmarkStart w:id="39" w:name="heading_20"/>
       <w:r>
         <w:t>第一阶段：规则设计与环境准备（第1-30天）</w:t>
       </w:r>
@@ -6103,8 +6099,8 @@
         <w:pStyle w:val="31"/>
         <w:bidi w:val="0"/>
       </w:pPr>
-      <w:bookmarkStart w:id="44" w:name="heading_23"/>
-      <w:bookmarkStart w:id="45" w:name="_Toc15385"/>
+      <w:bookmarkStart w:id="44" w:name="_Toc15385"/>
+      <w:bookmarkStart w:id="45" w:name="heading_23"/>
       <w:r>
         <w:t>第四阶段：验收支持与知识转移（第76-90天）</w:t>
       </w:r>
@@ -6206,8 +6202,8 @@
         <w:pStyle w:val="29"/>
         <w:bidi w:val="0"/>
       </w:pPr>
-      <w:bookmarkStart w:id="46" w:name="heading_24"/>
-      <w:bookmarkStart w:id="47" w:name="_Toc28484"/>
+      <w:bookmarkStart w:id="46" w:name="_Toc28484"/>
+      <w:bookmarkStart w:id="47" w:name="heading_24"/>
       <w:r>
         <w:t>风险管理与质量控制</w:t>
       </w:r>
@@ -7436,7 +7432,7 @@
     <w:lsdException w:unhideWhenUsed="0" w:uiPriority="0" w:semiHidden="0" w:name="HTML Sample"/>
     <w:lsdException w:unhideWhenUsed="0" w:uiPriority="0" w:semiHidden="0" w:name="HTML Typewriter"/>
     <w:lsdException w:unhideWhenUsed="0" w:uiPriority="0" w:semiHidden="0" w:name="HTML Variable"/>
-    <w:lsdException w:uiPriority="99" w:name="Normal Table"/>
+    <w:lsdException w:qFormat="1" w:uiPriority="99" w:name="Normal Table"/>
     <w:lsdException w:unhideWhenUsed="0" w:uiPriority="0" w:semiHidden="0" w:name="annotation subject"/>
     <w:lsdException w:uiPriority="0" w:name="Table Simple 1"/>
     <w:lsdException w:uiPriority="0" w:name="Table Simple 2"/>
@@ -7821,6 +7817,7 @@
     <w:name w:val="Normal Table"/>
     <w:semiHidden/>
     <w:unhideWhenUsed/>
+    <w:qFormat/>
     <w:uiPriority w:val="99"/>
     <w:tblPr>
       <w:tblCellMar>
